--- a/worldcup/reports/Switzerland_vs_Bosnia & Herzegovina_20260619_0321.docx
+++ b/worldcup/reports/Switzerland_vs_Bosnia & Herzegovina_20260619_0321.docx
@@ -93,7 +93,7 @@
           <w:b w:val="0"/>
           <w:sz w:val="18"/>
         </w:rPr>
-        <w:t>公平概率：62.8%  |  凯莉比例：0%  |  变异系数CV：2.43%  |  价值值：-2.6%</w:t>
+        <w:t>公平概率：62.7%  |  凯莉比例：0%  |  变异系数CV：2.38%  |  价值值：-2.9%</w:t>
       </w:r>
     </w:p>
     <w:p>
@@ -451,7 +451,7 @@
           <w:b w:val="0"/>
           <w:sz w:val="18"/>
         </w:rPr>
-        <w:t>✅ 概率一致性：预测概率62.8% vs 市场隐含概率67.1% — 偏差4.3%</w:t>
+        <w:t>✅ 概率一致性：预测概率62.7% vs 市场隐含概率67.1% — 偏差4.4%</w:t>
       </w:r>
     </w:p>
     <w:p>
@@ -464,7 +464,7 @@
           <w:b w:val="0"/>
           <w:sz w:val="18"/>
         </w:rPr>
-        <w:t>✅ 市场共识：高（CV=2.43%）</w:t>
+        <w:t>✅ 市场共识：高（CV=2.38%）</w:t>
       </w:r>
     </w:p>
     <w:p>
